--- a/ADG/05장/5장_실습문제_추가서술형.docx
+++ b/ADG/05장/5장_실습문제_추가서술형.docx
@@ -42,7 +42,21 @@
           <w:rFonts w:ascii="맑은 고딕" w:hAnsi="맑은 고딕" w:eastAsia="맑은 고딕"/>
           <w:sz w:val="21"/>
         </w:rPr>
-        <w:t>[추가-01] `DUPLICATE ... FOR STANDBY FROM ACTIVE DATABASE`의 세 구성 요소(FOR STANDBY, FROM ACTIVE DATABASE, DORECOVER)가 각각 무엇을 결정하는지 설명하고, 이 중 하나라도 빠지면 어떤 결과가 되는지 서술하라.</w:t>
+        <w:t xml:space="preserve">[추가-01] </w:t>
+      </w:r>
+      <w:r>
+        <w:rPr>
+          <w:rFonts w:ascii="Consolas" w:hAnsi="Consolas" w:eastAsia="맑은 고딕"/>
+          <w:sz w:val="21"/>
+        </w:rPr>
+        <w:t xml:space="preserve">DUPLICATE ... FOR STANDBY FROM ACTIVE DATABASE</w:t>
+      </w:r>
+      <w:r>
+        <w:rPr>
+          <w:rFonts w:ascii="맑은 고딕" w:hAnsi="맑은 고딕" w:eastAsia="맑은 고딕"/>
+          <w:sz w:val="21"/>
+        </w:rPr>
+        <w:t xml:space="preserve">의 세 구성 요소(FOR STANDBY, FROM ACTIVE DATABASE, DORECOVER)가 각각 무엇을 결정하는지 설명하고, 이 중 하나라도 빠지면 어떤 결과가 되는지 서술하라.</w:t>
       </w:r>
     </w:p>
     <w:p>
@@ -123,7 +137,49 @@
           <w:rFonts w:ascii="맑은 고딕" w:hAnsi="맑은 고딕" w:eastAsia="맑은 고딕"/>
           <w:sz w:val="21"/>
         </w:rPr>
-        <w:t>[추가-04] `PARAMETER_VALUE_CONVERT`와 `SET`의 관계를 설명하고, 스크립트에 `SET DB_NAME = 'chicago'`가 들어 있는 이유를 밝혀라. 둘이 같은 파라미터를 건드릴 때 무엇이 이기는가?</w:t>
+        <w:t xml:space="preserve">[추가-04] </w:t>
+      </w:r>
+      <w:r>
+        <w:rPr>
+          <w:rFonts w:ascii="Consolas" w:hAnsi="Consolas" w:eastAsia="맑은 고딕"/>
+          <w:sz w:val="21"/>
+        </w:rPr>
+        <w:t xml:space="preserve">PARAMETER_VALUE_CONVERT</w:t>
+      </w:r>
+      <w:r>
+        <w:rPr>
+          <w:rFonts w:ascii="맑은 고딕" w:hAnsi="맑은 고딕" w:eastAsia="맑은 고딕"/>
+          <w:sz w:val="21"/>
+        </w:rPr>
+        <w:t xml:space="preserve">와 </w:t>
+      </w:r>
+      <w:r>
+        <w:rPr>
+          <w:rFonts w:ascii="Consolas" w:hAnsi="Consolas" w:eastAsia="맑은 고딕"/>
+          <w:sz w:val="21"/>
+        </w:rPr>
+        <w:t xml:space="preserve">SET</w:t>
+      </w:r>
+      <w:r>
+        <w:rPr>
+          <w:rFonts w:ascii="맑은 고딕" w:hAnsi="맑은 고딕" w:eastAsia="맑은 고딕"/>
+          <w:sz w:val="21"/>
+        </w:rPr>
+        <w:t xml:space="preserve">의 관계를 설명하고, 스크립트에 </w:t>
+      </w:r>
+      <w:r>
+        <w:rPr>
+          <w:rFonts w:ascii="Consolas" w:hAnsi="Consolas" w:eastAsia="맑은 고딕"/>
+          <w:sz w:val="21"/>
+        </w:rPr>
+        <w:t xml:space="preserve">SET DB_NAME = 'chicago'</w:t>
+      </w:r>
+      <w:r>
+        <w:rPr>
+          <w:rFonts w:ascii="맑은 고딕" w:hAnsi="맑은 고딕" w:eastAsia="맑은 고딕"/>
+          <w:sz w:val="21"/>
+        </w:rPr>
+        <w:t xml:space="preserve">가 들어 있는 이유를 밝혀라. 둘이 같은 파라미터를 건드릴 때 무엇이 이기는가?</w:t>
       </w:r>
     </w:p>
     <w:p>
@@ -150,7 +206,21 @@
           <w:rFonts w:ascii="맑은 고딕" w:hAnsi="맑은 고딕" w:eastAsia="맑은 고딕"/>
           <w:sz w:val="21"/>
         </w:rPr>
-        <w:t>[추가-05] `NOFILENAMECHECK`의 올바른 용도를 설명하고, convert 파라미터 없이 이것만 넣는 것이 왜 위험한지 서술하라.</w:t>
+        <w:t xml:space="preserve">[추가-05] </w:t>
+      </w:r>
+      <w:r>
+        <w:rPr>
+          <w:rFonts w:ascii="Consolas" w:hAnsi="Consolas" w:eastAsia="맑은 고딕"/>
+          <w:sz w:val="21"/>
+        </w:rPr>
+        <w:t xml:space="preserve">NOFILENAMECHECK</w:t>
+      </w:r>
+      <w:r>
+        <w:rPr>
+          <w:rFonts w:ascii="맑은 고딕" w:hAnsi="맑은 고딕" w:eastAsia="맑은 고딕"/>
+          <w:sz w:val="21"/>
+        </w:rPr>
+        <w:t xml:space="preserve">의 올바른 용도를 설명하고, convert 파라미터 없이 이것만 넣는 것이 왜 위험한지 서술하라.</w:t>
       </w:r>
     </w:p>
     <w:p>
@@ -204,7 +274,21 @@
           <w:rFonts w:ascii="맑은 고딕" w:hAnsi="맑은 고딕" w:eastAsia="맑은 고딕"/>
           <w:sz w:val="21"/>
         </w:rPr>
-        <w:t>[추가-07] `DBMS_DBCOMP.DBCOMP`의 세 인자를 설명하고, 두 번째 인자에 대한 흔한 오해와 그로 인해 생기는 조용한 실패를 서술하라.</w:t>
+        <w:t xml:space="preserve">[추가-07] </w:t>
+      </w:r>
+      <w:r>
+        <w:rPr>
+          <w:rFonts w:ascii="Consolas" w:hAnsi="Consolas" w:eastAsia="맑은 고딕"/>
+          <w:sz w:val="21"/>
+        </w:rPr>
+        <w:t xml:space="preserve">DBMS_DBCOMP.DBCOMP</w:t>
+      </w:r>
+      <w:r>
+        <w:rPr>
+          <w:rFonts w:ascii="맑은 고딕" w:hAnsi="맑은 고딕" w:eastAsia="맑은 고딕"/>
+          <w:sz w:val="21"/>
+        </w:rPr>
+        <w:t xml:space="preserve">의 세 인자를 설명하고, 두 번째 인자에 대한 흔한 오해와 그로 인해 생기는 조용한 실패를 서술하라.</w:t>
       </w:r>
     </w:p>
     <w:p>
@@ -266,7 +350,21 @@
           <w:rFonts w:ascii="맑은 고딕" w:hAnsi="맑은 고딕" w:eastAsia="맑은 고딕"/>
           <w:sz w:val="21"/>
         </w:rPr>
-        <w:t>[추가-09] DUPLICATE 실행 직후 `RMAN-05500`이 발생했다. 이 상황에서 무엇이 잘못되었는지, RMAN 접속 화면의 어느 줄에서 미리 알 수 있었는지, 어떻게 조치하고 무엇으로 재확인하는지 쓰라.</w:t>
+        <w:t xml:space="preserve">[추가-09] DUPLICATE 실행 직후 </w:t>
+      </w:r>
+      <w:r>
+        <w:rPr>
+          <w:rFonts w:ascii="Consolas" w:hAnsi="Consolas" w:eastAsia="맑은 고딕"/>
+          <w:sz w:val="21"/>
+        </w:rPr>
+        <w:t xml:space="preserve">RMAN-05500</w:t>
+      </w:r>
+      <w:r>
+        <w:rPr>
+          <w:rFonts w:ascii="맑은 고딕" w:hAnsi="맑은 고딕" w:eastAsia="맑은 고딕"/>
+          <w:sz w:val="21"/>
+        </w:rPr>
+        <w:t xml:space="preserve">이 발생했다. 이 상황에서 무엇이 잘못되었는지, RMAN 접속 화면의 어느 줄에서 미리 알 수 있었는지, 어떻게 조치하고 무엇으로 재확인하는지 쓰라.</w:t>
       </w:r>
     </w:p>
     <w:p>
@@ -293,7 +391,49 @@
           <w:rFonts w:ascii="맑은 고딕" w:hAnsi="맑은 고딕" w:eastAsia="맑은 고딕"/>
           <w:sz w:val="21"/>
         </w:rPr>
-        <w:t>[추가-10] 실행 로그에 `RMAN-05538` 경고가 뜬 뒤 `RMAN-05001`이 열한 줄 나왔고, 그 경로가 모두 `/u03/app/oracle/oradata/Chicago/...`였다. 원인과 조치, 재확인 방법을 쓰라. 열한 줄인 이유도 밝혀라.</w:t>
+        <w:t xml:space="preserve">[추가-10] 실행 로그에 </w:t>
+      </w:r>
+      <w:r>
+        <w:rPr>
+          <w:rFonts w:ascii="Consolas" w:hAnsi="Consolas" w:eastAsia="맑은 고딕"/>
+          <w:sz w:val="21"/>
+        </w:rPr>
+        <w:t xml:space="preserve">RMAN-05538</w:t>
+      </w:r>
+      <w:r>
+        <w:rPr>
+          <w:rFonts w:ascii="맑은 고딕" w:hAnsi="맑은 고딕" w:eastAsia="맑은 고딕"/>
+          <w:sz w:val="21"/>
+        </w:rPr>
+        <w:t xml:space="preserve"> 경고가 뜬 뒤 </w:t>
+      </w:r>
+      <w:r>
+        <w:rPr>
+          <w:rFonts w:ascii="Consolas" w:hAnsi="Consolas" w:eastAsia="맑은 고딕"/>
+          <w:sz w:val="21"/>
+        </w:rPr>
+        <w:t xml:space="preserve">RMAN-05001</w:t>
+      </w:r>
+      <w:r>
+        <w:rPr>
+          <w:rFonts w:ascii="맑은 고딕" w:hAnsi="맑은 고딕" w:eastAsia="맑은 고딕"/>
+          <w:sz w:val="21"/>
+        </w:rPr>
+        <w:t xml:space="preserve">이 열한 줄 나왔고, 그 경로가 모두 </w:t>
+      </w:r>
+      <w:r>
+        <w:rPr>
+          <w:rFonts w:ascii="Consolas" w:hAnsi="Consolas" w:eastAsia="맑은 고딕"/>
+          <w:sz w:val="21"/>
+        </w:rPr>
+        <w:t xml:space="preserve">/u03/app/oracle/oradata/Chicago/...</w:t>
+      </w:r>
+      <w:r>
+        <w:rPr>
+          <w:rFonts w:ascii="맑은 고딕" w:hAnsi="맑은 고딕" w:eastAsia="맑은 고딕"/>
+          <w:sz w:val="21"/>
+        </w:rPr>
+        <w:t xml:space="preserve">였다. 원인과 조치, 재확인 방법을 쓰라. 열한 줄인 이유도 밝혀라.</w:t>
       </w:r>
     </w:p>
     <w:p>
@@ -320,7 +460,35 @@
           <w:rFonts w:ascii="맑은 고딕" w:hAnsi="맑은 고딕" w:eastAsia="맑은 고딕"/>
           <w:sz w:val="21"/>
         </w:rPr>
-        <w:t>[추가-11] 데이터 파일 전송 도중 `ORA-17628` + `ORA-19505: failed to identify file ""`로 실패했다. 파일 이름이 비어 있는 상태에서 원인을 특정하는 방법과 조치, 재확인 절차를 쓰라.</w:t>
+        <w:t xml:space="preserve">[추가-11] 데이터 파일 전송 도중 </w:t>
+      </w:r>
+      <w:r>
+        <w:rPr>
+          <w:rFonts w:ascii="Consolas" w:hAnsi="Consolas" w:eastAsia="맑은 고딕"/>
+          <w:sz w:val="21"/>
+        </w:rPr>
+        <w:t xml:space="preserve">ORA-17628</w:t>
+      </w:r>
+      <w:r>
+        <w:rPr>
+          <w:rFonts w:ascii="맑은 고딕" w:hAnsi="맑은 고딕" w:eastAsia="맑은 고딕"/>
+          <w:sz w:val="21"/>
+        </w:rPr>
+        <w:t xml:space="preserve"> + </w:t>
+      </w:r>
+      <w:r>
+        <w:rPr>
+          <w:rFonts w:ascii="Consolas" w:hAnsi="Consolas" w:eastAsia="맑은 고딕"/>
+          <w:sz w:val="21"/>
+        </w:rPr>
+        <w:t xml:space="preserve">ORA-19505: failed to identify file ""</w:t>
+      </w:r>
+      <w:r>
+        <w:rPr>
+          <w:rFonts w:ascii="맑은 고딕" w:hAnsi="맑은 고딕" w:eastAsia="맑은 고딕"/>
+          <w:sz w:val="21"/>
+        </w:rPr>
+        <w:t xml:space="preserve">로 실패했다. 파일 이름이 비어 있는 상태에서 원인을 특정하는 방법과 조치, 재확인 절차를 쓰라.</w:t>
       </w:r>
     </w:p>
     <w:p>
@@ -347,7 +515,35 @@
           <w:rFonts w:ascii="맑은 고딕" w:hAnsi="맑은 고딕" w:eastAsia="맑은 고딕"/>
           <w:sz w:val="21"/>
         </w:rPr>
-        <w:t>[추가-12] 설치 가이드를 따라 `CREATE SPFILE FROM MEMORY`를 실행했더니 `ORA-32002`가 났다. 이 오류의 뜻과 지금 인스턴스가 무엇으로 돌고 있는지 확인하는 방법, 그리고 이 단계에 대한 판단을 쓰라.</w:t>
+        <w:t xml:space="preserve">[추가-12] 설치 가이드를 따라 </w:t>
+      </w:r>
+      <w:r>
+        <w:rPr>
+          <w:rFonts w:ascii="Consolas" w:hAnsi="Consolas" w:eastAsia="맑은 고딕"/>
+          <w:sz w:val="21"/>
+        </w:rPr>
+        <w:t xml:space="preserve">CREATE SPFILE FROM MEMORY</w:t>
+      </w:r>
+      <w:r>
+        <w:rPr>
+          <w:rFonts w:ascii="맑은 고딕" w:hAnsi="맑은 고딕" w:eastAsia="맑은 고딕"/>
+          <w:sz w:val="21"/>
+        </w:rPr>
+        <w:t xml:space="preserve">를 실행했더니 </w:t>
+      </w:r>
+      <w:r>
+        <w:rPr>
+          <w:rFonts w:ascii="Consolas" w:hAnsi="Consolas" w:eastAsia="맑은 고딕"/>
+          <w:sz w:val="21"/>
+        </w:rPr>
+        <w:t xml:space="preserve">ORA-32002</w:t>
+      </w:r>
+      <w:r>
+        <w:rPr>
+          <w:rFonts w:ascii="맑은 고딕" w:hAnsi="맑은 고딕" w:eastAsia="맑은 고딕"/>
+          <w:sz w:val="21"/>
+        </w:rPr>
+        <w:t xml:space="preserve">가 났다. 이 오류의 뜻과 지금 인스턴스가 무엇으로 돌고 있는지 확인하는 방법, 그리고 이 단계에 대한 판단을 쓰라.</w:t>
       </w:r>
     </w:p>
     <w:p>
@@ -401,7 +597,21 @@
           <w:rFonts w:ascii="맑은 고딕" w:hAnsi="맑은 고딕" w:eastAsia="맑은 고딕"/>
           <w:sz w:val="21"/>
         </w:rPr>
-        <w:t>[추가-14] DBCOMP를 실행했더니 `ORA-24258`이 났다. 이 메시지가 가리키는 두 가지 가능성을 나누는 방법과 조치를 쓰고, 운영에서 이 오류를 예방하는 접두어 작명 방식을 제안하라.</w:t>
+        <w:t xml:space="preserve">[추가-14] DBCOMP를 실행했더니 </w:t>
+      </w:r>
+      <w:r>
+        <w:rPr>
+          <w:rFonts w:ascii="Consolas" w:hAnsi="Consolas" w:eastAsia="맑은 고딕"/>
+          <w:sz w:val="21"/>
+        </w:rPr>
+        <w:t xml:space="preserve">ORA-24258</w:t>
+      </w:r>
+      <w:r>
+        <w:rPr>
+          <w:rFonts w:ascii="맑은 고딕" w:hAnsi="맑은 고딕" w:eastAsia="맑은 고딕"/>
+          <w:sz w:val="21"/>
+        </w:rPr>
+        <w:t xml:space="preserve">이 났다. 이 메시지가 가리키는 두 가지 가능성을 나누는 방법과 조치를 쓰고, 운영에서 이 오류를 예방하는 접두어 작명 방식을 제안하라.</w:t>
       </w:r>
     </w:p>
     <w:p>
@@ -584,6 +794,8 @@
       </w:r>
     </w:p>
     <w:sectPr>
+      <w:headerReference w:type="default" r:id="rId9"/>
+      <w:footerReference w:type="default" r:id="rId10"/>
       <w:pgSz w:w="12240" w:h="15840"/>
       <w:pgMar w:top="1440" w:right="1800" w:bottom="1440" w:left="1800" w:header="720" w:footer="720" w:gutter="0"/>
       <w:cols w:space="720"/>
@@ -591,6 +803,26 @@
     </w:sectPr>
   </w:body>
 </w:document>
+</file>
+
+<file path=word/footer1.xml><?xml version="1.0" encoding="utf-8"?>
+<w:ftr xmlns:m="http://schemas.openxmlformats.org/officeDocument/2006/math" xmlns:mc="http://schemas.openxmlformats.org/markup-compatibility/2006" xmlns:mo="http://schemas.microsoft.com/office/mac/office/2008/main" xmlns:mv="urn:schemas-microsoft-com:mac:vml" xmlns:o="urn:schemas-microsoft-com:office:office" xmlns:r="http://schemas.openxmlformats.org/officeDocument/2006/relationships" xmlns:v="urn:schemas-microsoft-com:vml" xmlns:w10="urn:schemas-microsoft-com:office:word" xmlns:w14="http://schemas.microsoft.com/office/word/2010/wordml" xmlns:w="http://schemas.openxmlformats.org/wordprocessingml/2006/main" xmlns:wne="http://schemas.microsoft.com/office/word/2006/wordml" xmlns:wp14="http://schemas.microsoft.com/office/word/2010/wordprocessingDrawing" xmlns:wp="http://schemas.openxmlformats.org/drawingml/2006/wordprocessingDrawing" xmlns:wpc="http://schemas.microsoft.com/office/word/2010/wordprocessingCanvas" xmlns:wpg="http://schemas.microsoft.com/office/word/2010/wordprocessingGroup" xmlns:wpi="http://schemas.microsoft.com/office/word/2010/wordprocessingInk" xmlns:wps="http://schemas.microsoft.com/office/word/2010/wordprocessingShape" mc:Ignorable="w14 wp14">
+  <w:p>
+    <w:pPr>
+      <w:pStyle w:val="Footer"/>
+    </w:pPr>
+  </w:p>
+</w:ftr>
+</file>
+
+<file path=word/header1.xml><?xml version="1.0" encoding="utf-8"?>
+<w:hdr xmlns:m="http://schemas.openxmlformats.org/officeDocument/2006/math" xmlns:mc="http://schemas.openxmlformats.org/markup-compatibility/2006" xmlns:mo="http://schemas.microsoft.com/office/mac/office/2008/main" xmlns:mv="urn:schemas-microsoft-com:mac:vml" xmlns:o="urn:schemas-microsoft-com:office:office" xmlns:r="http://schemas.openxmlformats.org/officeDocument/2006/relationships" xmlns:v="urn:schemas-microsoft-com:vml" xmlns:w10="urn:schemas-microsoft-com:office:word" xmlns:w14="http://schemas.microsoft.com/office/word/2010/wordml" xmlns:w="http://schemas.openxmlformats.org/wordprocessingml/2006/main" xmlns:wne="http://schemas.microsoft.com/office/word/2006/wordml" xmlns:wp14="http://schemas.microsoft.com/office/word/2010/wordprocessingDrawing" xmlns:wp="http://schemas.openxmlformats.org/drawingml/2006/wordprocessingDrawing" xmlns:wpc="http://schemas.microsoft.com/office/word/2010/wordprocessingCanvas" xmlns:wpg="http://schemas.microsoft.com/office/word/2010/wordprocessingGroup" xmlns:wpi="http://schemas.microsoft.com/office/word/2010/wordprocessingInk" xmlns:wps="http://schemas.microsoft.com/office/word/2010/wordprocessingShape" mc:Ignorable="w14 wp14">
+  <w:p>
+    <w:pPr>
+      <w:pStyle w:val="Header"/>
+    </w:pPr>
+  </w:p>
+</w:hdr>
 </file>
 
 <file path=word/numbering.xml><?xml version="1.0" encoding="utf-8"?>
